--- a/design/press/대전선도지구_보도자료.docx
+++ b/design/press/대전선도지구_보도자료.docx
@@ -30,7 +30,7 @@
           <w:b/>
           <w:sz w:val="31"/>
         </w:rPr>
-        <w:t>발표 사흘 만에 매물 15%가 사라졌다 — 대전 선도지구 6개 단지, 일자별 매물 데이터로 본 초기 반응</w:t>
+        <w:t>발표 사흘 만에 매물 15%가 사라졌다 — 대전 선도지구 6개 단지, 콕집 DB로 본 발표 전후</w:t>
       </w:r>
     </w:p>
     <w:p>
@@ -40,12 +40,12 @@
           <w:color w:val="1268D3"/>
           <w:sz w:val="23"/>
         </w:rPr>
-        <w:t>콕집, 7월 15일 선정 발표 전후 전수 분석 — 광고매물 227→193건·실매물 144→127건, 최저 호가는 최대 5,000만 원 상향</w:t>
+        <w:t>콕집, 일자별 매물 전수 분석 — 광고매물 227→193건, 남은 호가는 역대 신고가마저 추월</w:t>
       </w:r>
     </w:p>
     <w:p>
       <w:r>
-        <w:t>국토교통부와 대전광역시가 7월 15일 노후계획도시 정비 선도지구로 둔산지구 13번 구역(목련·크로바, 2,798가구)·14번 구역(한가람·공작한양, 2,454가구)과 송촌·중리·법동지구 6번 구역(보람·삼익소월, 2,545가구) 등 3개 구역 7,797가구를 선정한 가운데, 발표 직후 대상 단지의 매물이 빠르게 회수되고 호가가 오르기 시작한 것으로 나타났다. 부동산 데이터 플랫폼 콕집(koczip.com)이 대상 6개 단지의 매물을 일자별로 전수 추적한 결과다. 발표 전날인 7월 14일 227건이던 6개 단지 매매 광고매물은 7월 18일 193건으로 사흘 만에 34건(15.0%) 줄었다. 같은 집의 중복 광고를 하나로 합친 ‘실매물’ 기준으로도 144건에서 127건으로 11.8% 감소했다.</w:t>
+        <w:t>국토교통부와 대전광역시가 7월 15일 노후계획도시 정비 선도지구 3개 구역(둔산 13·14번, 송촌·중리·법동 6번) 선정을 발표한 직후, 대상 단지의 매물이 빠르게 회수되고 남은 매물의 호가는 역대 최고 실거래가를 넘어서기 시작한 것으로 나타났다. 부동산 데이터 플랫폼 콕집(koczip.com)이 자체 구축한 매물·실거래 데이터베이스로 대상 6개 단지(한가람·공작한양·목련·크로바·보람·삼익소월, 총 7,797가구)를 일자별로 전수 추적한 결과다. 발표 전날인 7월 14일 227건이던 6개 단지 매매 광고매물은 7월 18일 193건으로 사흘 만에 34건(15.0%) 줄었다. 같은 집의 중복 광고를 하나로 합친 ‘실매물’ 기준으로도 144건에서 127건으로 11.8% 감소했다.</w:t>
       </w:r>
     </w:p>
     <w:p>
@@ -93,7 +93,7 @@
           <w:b/>
           <w:sz w:val="23"/>
         </w:rPr>
-        <w:t>■ 단지별 매매 매물 변화 (발표 전일 7/14 → 7/18)</w:t>
+        <w:t>■ 단지별 개요·매매 매물 변화 (발표 전일 7/14 → 7/18, 콕집 DB)</w:t>
       </w:r>
     </w:p>
     <w:tbl>
@@ -225,7 +225,7 @@
               <w:rPr>
                 <w:sz w:val="19"/>
               </w:rPr>
-              <w:t>목련 (둔산동)</w:t>
+              <w:t>목련 (둔산동 · 1993)</w:t>
             </w:r>
           </w:p>
         </w:tc>
@@ -307,7 +307,7 @@
               <w:rPr>
                 <w:sz w:val="19"/>
               </w:rPr>
-              <w:t>크로바 (둔산동)</w:t>
+              <w:t>크로바 (둔산동 · 1992)</w:t>
             </w:r>
           </w:p>
         </w:tc>
@@ -389,7 +389,7 @@
               <w:rPr>
                 <w:sz w:val="19"/>
               </w:rPr>
-              <w:t>한가람 (탄방동)</w:t>
+              <w:t>한가람 (탄방동 · 1991)</w:t>
             </w:r>
           </w:p>
         </w:tc>
@@ -471,7 +471,7 @@
               <w:rPr>
                 <w:sz w:val="19"/>
               </w:rPr>
-              <w:t>공작한양 (탄방동)</w:t>
+              <w:t>공작한양 (탄방동 · 1992)</w:t>
             </w:r>
           </w:p>
         </w:tc>
@@ -553,7 +553,7 @@
               <w:rPr>
                 <w:sz w:val="19"/>
               </w:rPr>
-              <w:t>보람 (법동)</w:t>
+              <w:t>보람 (법동 · 1995)</w:t>
             </w:r>
           </w:p>
         </w:tc>
@@ -635,7 +635,7 @@
               <w:rPr>
                 <w:sz w:val="19"/>
               </w:rPr>
-              <w:t>삼익소월 (법동)</w:t>
+              <w:t>삼익소월 (법동 · 1993)</w:t>
             </w:r>
           </w:p>
         </w:tc>
@@ -719,7 +719,7 @@
                 <w:b/>
                 <w:sz w:val="19"/>
               </w:rPr>
-              <w:t>6개 단지</w:t>
+              <w:t>6개 단지 (7,797가구)</w:t>
             </w:r>
           </w:p>
         </w:tc>
@@ -785,12 +785,12 @@
           <w:b/>
           <w:sz w:val="23"/>
         </w:rPr>
-        <w:t>■ 발표 전엔 늘던 매물이 발표 직후 급감 — ‘회수 반전’</w:t>
+        <w:t>■ 대상 단지는 어떤 곳인가 — 전 단지 준공 30년 초과, 둔산은 올해 신고가 경신 중</w:t>
       </w:r>
     </w:p>
     <w:p>
       <w:r>
-        <w:t>매물 감소가 발표 이전부터 이어진 흐름이 아니라는 점이 특징이다. 발표 전 한 달간(6월 18일~7월 14일) 6개 단지 광고매물은 217건에서 227건으로 오히려 늘고 있었다. 증가 추세가 발표 당일(7월 15일, 220건)을 기점으로 꺾여 16일 206건, 17일 195건, 18일 193건으로 사흘 연속 감소했다. 선도지구 지정으로 재건축 기대감이 커지자 매도자들이 내놓았던 집을 거둬들이는, 정비사업 발표 때 반복돼 온 ‘매물 잠김’이 일자별 데이터로 그대로 포착된 것이다.</w:t>
+        <w:t>콕집 DB 기준 6개 단지는 모두 1991~1995년 준공으로 재건축 연한(30년)을 훌쩍 넘긴 대단지다. 한가람(1991년, 1,380가구)·공작한양(1992년, 1,074가구)이 둔산 14번 구역, 목련(1993년, 1,166가구)·크로바(1992년, 1,632가구)가 13번 구역, 보람(1995년, 1,735가구)·삼익소월(1993년, 810가구)이 송촌·중리·법동 6번 구역을 이룬다. 주목할 대목은 발표 이전부터 시장이 움직이고 있었다는 점이다. 둔산 4개 단지는 올해 상반기에 나란히 역대 최고가를 갈아치웠다. 공작한양이 3월 30일 6억 1,000만 원, 목련이 4월 17일 15억 5,000만 원, 한가람이 4월 28일 6억 2,000만 원, 크로바가 5월 19일 23억 5,000만 원으로 모두 2026년에 신고가를 새로 썼다. 선도지구 기대감이 이미 가격에 실리고 있었고, 발표가 그 흐름에 불을 붙인 셈이다.</w:t>
       </w:r>
     </w:p>
     <w:p>
@@ -802,12 +802,12 @@
           <w:b/>
           <w:sz w:val="23"/>
         </w:rPr>
-        <w:t>■ 구역별 온도차 — 둔산 14번 구역이 가장 민감</w:t>
+        <w:t>■ 발표 전엔 늘던 매물이 발표 직후 급감 — ‘회수 반전’</w:t>
       </w:r>
     </w:p>
     <w:p>
       <w:r>
-        <w:t>회수 강도는 구역별로 달랐다. 한가람·공작한양이 묶인 둔산 14번 구역이 84건에서 65건으로 22.6% 줄어 가장 민감하게 반응했고, 단지별로는 한가람이 31건에서 22건(-29.0%)으로 감소 폭이 가장 컸다. 목련·크로바의 둔산 13번 구역은 77건에서 67건(-13.0%), 보람·삼익소월의 송촌·중리·법동 6번 구역은 66건에서 61건(-7.6%)이었다. 재건축 사업성과 입지 기대가 큰 둔산 쪽에서 매물 잠김이 먼저, 더 세게 나타난 셈이다.</w:t>
+        <w:t>매물 감소가 발표 이전부터 이어진 흐름이 아니라는 점이 데이터로 확인된다. 발표 전 한 달간(6월 18일~7월 14일) 6개 단지 광고매물은 217건에서 227건으로 오히려 늘고 있었다. 증가 추세가 발표 당일(7월 15일, 220건)을 기점으로 꺾여 16일 206건, 17일 195건, 18일 193건으로 사흘 연속 감소했다. 재건축 기대감이 커지자 매도자들이 내놓았던 집을 거둬들이는 ‘매물 잠김’이 일자별 데이터에 그대로 찍힌 것이다. 회수 강도는 구역별로 달랐다. 둔산 14번 구역(한가람·공작한양)이 84건에서 65건으로 22.6% 줄어 가장 민감했고, 단지별로는 한가람이 31건에서 22건(-29.0%)으로 감소 폭이 가장 컸다. 둔산 13번 구역은 -13.0%, 송촌·중리·법동 6번 구역은 -7.6%였다. 올해 신고가를 경신한 둔산 쪽이 더 세게 잠겼고, 신고가가 2023년에 머물러 있는 보람(4억 5,000만 원, 2023년 11월)·삼익소월(2억 9,800만 원, 2023년 9월)은 상대적으로 차분했다 — 기대감의 온도차가 매물 회수 강도에도 그대로 나타났다.</w:t>
       </w:r>
     </w:p>
     <w:p>
@@ -819,12 +819,29 @@
           <w:b/>
           <w:sz w:val="23"/>
         </w:rPr>
-        <w:t>■ 남은 매물은 호가를 올렸다 — 최저 호가 최대 5,000만 원 상향</w:t>
+        <w:t>■ 남은 호가는 신고가를 넘었다</w:t>
       </w:r>
     </w:p>
     <w:p>
       <w:r>
-        <w:t>매물이 줄어드는 동안 남은 매물의 가격표는 위로 움직였다. 면적타입별 최저 호가 기준으로 한가람 103A타입은 6억 5,000만 원에서 6억 8,000만 원(+4.6%)으로, 보람 117B타입은 2억 9,000만 원에서 3억 2,000만 원(+10.3%)으로 올랐다. 목련 122A타입은 11억 5,000만 원에서 12억 원(+4.3%), 이번 선도지구에서 몸값이 가장 높은 크로바는 189타입 최저 호가가 24억 원에서 24억 5,000만 원으로 상향됐다. 크로바의 단지 전체 평균 호가(매물수 가중)도 17억 5,200만 원에서 17억 8,300만 원으로 사흘 새 1.8% 올랐다.</w:t>
+        <w:t>매물이 줄어드는 동안 남은 매물의 가격표는 역대 최고 실거래가 위로 올라섰다. 한가람 103A타입 최저 호가는 발표 전 6억 5,000만 원에서 6억 8,000만 원으로 올라, 이 단지 역대 신고가(6억 2,000만 원)를 9.7% 웃돈다. 크로바는 189타입 최저 호가가 24억 원에서 24억 5,000만 원으로 상향돼 역대 신고가 (23억 5,000만 원)보다 1억 원 높아졌고, 단지 전체 평균 호가(매물수 가중)도 17억 5,200만 원에서 17억 8,300만 원으로 사흘 새 1.8% 올랐다 — 최근 6개월 실거래 평균(16억 3,600만 원)보다 9.0% 높은 수준이다. 이 밖에 보람 117B타입 최저 호가가 2억 9,000만 원에서 3억 2,000만 원(+10.3%), 목련 122A타입이 11억 5,000만 원에서 12억 원(+4.3%)으로 상향됐다.</w:t>
+      </w:r>
+    </w:p>
+    <w:p>
+      <w:pPr>
+        <w:spacing w:before="160" w:after="80"/>
+      </w:pPr>
+      <w:r>
+        <w:rPr>
+          <w:b/>
+          <w:sz w:val="23"/>
+        </w:rPr>
+        <w:t>■ 전세 매물은 그대로 — ‘팔 사람’만 멈췄다</w:t>
+      </w:r>
+    </w:p>
+    <w:p>
+      <w:r>
+        <w:t>같은 기간 6개 단지의 전세 매물은 46건에서 50건으로 줄지 않았다. 잠긴 것은 매매뿐이다. 거주 수요가 빠져나간 것이 아니라, 소유자들이 값이 더 오를 것으로 보고 매도만 보류하고 있다는 뜻으로 읽히는 대목이다.</w:t>
       </w:r>
     </w:p>
     <w:p>
@@ -841,7 +858,7 @@
     </w:p>
     <w:p>
       <w:r>
-        <w:t>이번 수치는 발표 후 사흘간의 초기 반응이다. 매물 감소에는 호가를 다시 부르기 위한 회수와 실제 계약 성사가 섞여 있을 수 있으며, 실제 거래가격은 계약 후 30일 이내 신고되는 실거래 자료가 쌓여야 확정된다. 다만 광고 건수가 아니라 중복 광고를 합친 실매물 기준으로도 같은 방향의 감소가 확인돼, 착시가 아닌 실제 매물 잠김이라는 점은 분명하다는 것이 콕집의 설명이다.</w:t>
+        <w:t>이번 수치는 발표 후 사흘간의 초기 반응이다. 매물 감소에는 호가를 다시 부르기 위한 회수와 실제 계약 성사가 섞여 있을 수 있다. 발표 이후 계약분의 실거래 신고는 콕집 DB에 아직 접수되지 않았는데(신고 기한 30일), 신고가를 넘어선 호가가 실제 거래로 이어질지는 이 자료가 쌓여야 확인된다. 다만 광고 건수가 아니라 중복 광고를 합친 실매물 기준으로도 같은 방향의 감소가 확인돼, 착시가 아닌 실제 매물 잠김이라는 점은 분명하다.</w:t>
       </w:r>
     </w:p>
     <w:p>
@@ -875,7 +892,7 @@
           <w:color w:val="64748B"/>
           <w:sz w:val="17"/>
         </w:rPr>
-        <w:t>분석 방법 | 대상: 대전 선도지구 3개 구역 6개 단지(한가람·공작한양·목련·크로바·보람·삼익소월) 매매 매물. 기간: 2026-06-17~07-18 일자별. 광고매물=포털 노출 광고 건수, 실매물=동일 주택의 중복 광고를 합친 수, 평균 호가=매물수 가중평균. 호가(매도 희망가) 기준이며 실거래 가격이 아님. 자료: 콕집 자체 수집 DB.</w:t>
+        <w:t>분석 방법 | 대상: 대전 선도지구 3개 구역 6개 단지(한가람·공작한양·목련·크로바·보람·삼익소월) 매매·전세 매물 및 실거래. 기간: 2026-06-17~07-18 일자별. 광고매물=포털 노출 광고 건수, 실매물=동일 주택의 중복 광고를 합친 수, 평균 호가=매물수 가중평균. 신고가·실거래 평균은 국토교통부 실거래 신고 자료(해제거래 제외) 기준. 호가는 매도 희망가로 실거래 가격이 아님. 준공연도·세대수 포함 전 수치는 콕집 자체 구축 DB 실측(2026-07-18).</w:t>
       </w:r>
     </w:p>
     <w:p>

--- a/design/press/대전선도지구_보도자료.docx
+++ b/design/press/대전선도지구_보도자료.docx
@@ -45,7 +45,7 @@
     </w:p>
     <w:p>
       <w:r>
-        <w:t>국토교통부와 대전광역시가 7월 15일 노후계획도시 정비 선도지구 3개 구역(둔산 13·14번, 송촌·중리·법동 6번) 선정을 발표한 직후, 대상 단지의 매물이 빠르게 회수되고 남은 매물의 호가는 역대 최고 실거래가를 넘어서기 시작한 것으로 나타났다. 부동산 데이터 플랫폼 콕집(koczip.com)이 자체 구축한 매물·실거래 데이터베이스로 대상 6개 단지(한가람·공작한양·목련·크로바·보람·삼익소월, 총 7,797가구)를 일자별로 전수 추적한 결과다. 발표 전날인 7월 14일 227건이던 6개 단지 매매 광고매물은 7월 18일 193건으로 사흘 만에 34건(15.0%) 줄었다. 같은 집의 중복 광고를 하나로 합친 ‘실매물’ 기준으로도 144건에서 127건으로 11.8% 감소했다.</w:t>
+        <w:t>국토교통부와 대전광역시가 7월 15일 노후계획도시 정비 선도지구 3개 구역(둔산지구 13·14구역, 송촌지구 6구역) 선정을 발표한 직후, 대상 단지의 매물이 빠르게 회수되고 남은 매물의 호가는 역대 최고 실거래가를 넘어서기 시작한 것으로 나타났다. 부동산 데이터 플랫폼 콕집(koczip.com)이 자체 구축한 매물·실거래 데이터베이스로 대상 6개 단지(한가람·공작한양·목련·크로바·보람·삼익소월, 총 7,797가구)를 일자별로 전수 추적한 결과다. 발표 전날인 7월 14일 227건이던 6개 단지 매매 광고매물은 7월 18일 193건으로 사흘 만에 34건(15.0%) 줄었다. 같은 집의 중복 광고를 하나로 합친 ‘실매물’ 기준으로도 144건에서 127건으로 11.8% 감소했다.</w:t>
       </w:r>
     </w:p>
     <w:p>
@@ -537,7 +537,7 @@
               <w:rPr>
                 <w:sz w:val="19"/>
               </w:rPr>
-              <w:t>송촌·중리·법동 6</w:t>
+              <w:t>송촌 6</w:t>
             </w:r>
           </w:p>
         </w:tc>
@@ -619,7 +619,7 @@
               <w:rPr>
                 <w:sz w:val="19"/>
               </w:rPr>
-              <w:t>송촌·중리·법동 6</w:t>
+              <w:t>송촌 6</w:t>
             </w:r>
           </w:p>
         </w:tc>
@@ -790,7 +790,7 @@
     </w:p>
     <w:p>
       <w:r>
-        <w:t>콕집 DB 기준 6개 단지는 모두 1991~1995년 준공으로 재건축 연한(30년)을 훌쩍 넘긴 대단지다. 한가람(1991년, 1,380가구)·공작한양(1992년, 1,074가구)이 둔산 14번 구역, 목련(1993년, 1,166가구)·크로바(1992년, 1,632가구)가 13번 구역, 보람(1995년, 1,735가구)·삼익소월(1993년, 810가구)이 송촌·중리·법동 6번 구역을 이룬다. 주목할 대목은 발표 이전부터 시장이 움직이고 있었다는 점이다. 둔산 4개 단지는 올해 상반기에 나란히 역대 최고가를 갈아치웠다. 공작한양이 3월 30일 6억 1,000만 원, 목련이 4월 17일 15억 5,000만 원, 한가람이 4월 28일 6억 2,000만 원, 크로바가 5월 19일 23억 5,000만 원으로 모두 2026년에 신고가를 새로 썼다. 선도지구 기대감이 이미 가격에 실리고 있었고, 발표가 그 흐름에 불을 붙인 셈이다.</w:t>
+        <w:t>콕집 DB 기준 6개 단지는 모두 1991~1995년 준공으로 재건축 연한(30년)을 훌쩍 넘긴 대단지다. 한가람(1991년, 1,380가구)·공작한양(1992년, 1,074가구)이 둔산 14구역, 목련(1993년, 1,166가구)·크로바(1992년, 1,632가구)가 13구역, 보람(1995년, 1,735가구)·삼익소월(1993년, 810가구)이 송촌지구 6구역(중리·법동 일대)을 이룬다. 주목할 대목은 발표 이전부터 시장이 움직이고 있었다는 점이다. 둔산 4개 단지는 올해 상반기에 나란히 역대 최고가를 갈아치웠다. 공작한양이 3월 30일 6억 1,000만 원, 목련이 4월 17일 15억 5,000만 원, 한가람이 4월 28일 6억 2,000만 원, 크로바가 5월 19일 23억 5,000만 원으로 모두 2026년에 신고가를 새로 썼다. 선도지구 기대감이 이미 가격에 실리고 있었고, 발표가 그 흐름에 불을 붙인 셈이다.</w:t>
       </w:r>
     </w:p>
     <w:p>
@@ -807,7 +807,7 @@
     </w:p>
     <w:p>
       <w:r>
-        <w:t>매물 감소가 발표 이전부터 이어진 흐름이 아니라는 점이 데이터로 확인된다. 발표 전 한 달간(6월 18일~7월 14일) 6개 단지 광고매물은 217건에서 227건으로 오히려 늘고 있었다. 증가 추세가 발표 당일(7월 15일, 220건)을 기점으로 꺾여 16일 206건, 17일 195건, 18일 193건으로 사흘 연속 감소했다. 재건축 기대감이 커지자 매도자들이 내놓았던 집을 거둬들이는 ‘매물 잠김’이 일자별 데이터에 그대로 찍힌 것이다. 회수 강도는 구역별로 달랐다. 둔산 14번 구역(한가람·공작한양)이 84건에서 65건으로 22.6% 줄어 가장 민감했고, 단지별로는 한가람이 31건에서 22건(-29.0%)으로 감소 폭이 가장 컸다. 둔산 13번 구역은 -13.0%, 송촌·중리·법동 6번 구역은 -7.6%였다. 올해 신고가를 경신한 둔산 쪽이 더 세게 잠겼고, 신고가가 2023년에 머물러 있는 보람(4억 5,000만 원, 2023년 11월)·삼익소월(2억 9,800만 원, 2023년 9월)은 상대적으로 차분했다 — 기대감의 온도차가 매물 회수 강도에도 그대로 나타났다.</w:t>
+        <w:t>매물 감소가 발표 이전부터 이어진 흐름이 아니라는 점이 데이터로 확인된다. 발표 전 한 달간(6월 18일~7월 14일) 6개 단지 광고매물은 217건에서 227건으로 오히려 늘고 있었다. 증가 추세가 발표 당일(7월 15일, 220건)을 기점으로 꺾여 16일 206건, 17일 195건, 18일 193건으로 사흘 연속 감소했다. 재건축 기대감이 커지자 매도자들이 내놓았던 집을 거둬들이는 ‘매물 잠김’이 일자별 데이터에 그대로 찍힌 것이다. 회수 강도는 구역별로 달랐다. 둔산 14구역(한가람·공작한양)이 84건에서 65건으로 22.6% 줄어 가장 민감했고, 단지별로는 한가람이 31건에서 22건(-29.0%)으로 감소 폭이 가장 컸다. 둔산 13구역은 -13.0%, 송촌지구 6구역은 -7.6%였다. 올해 신고가를 경신한 둔산 쪽이 더 세게 잠겼고, 신고가가 2023년에 머물러 있는 보람(4억 5,000만 원, 2023년 11월)·삼익소월(2억 9,800만 원, 2023년 9월)은 상대적으로 차분했다 — 기대감의 온도차가 매물 회수 강도에도 그대로 나타났다.</w:t>
       </w:r>
     </w:p>
     <w:p>
@@ -892,7 +892,7 @@
           <w:color w:val="64748B"/>
           <w:sz w:val="17"/>
         </w:rPr>
-        <w:t>분석 방법 | 대상: 대전 선도지구 3개 구역 6개 단지(한가람·공작한양·목련·크로바·보람·삼익소월) 매매·전세 매물 및 실거래. 기간: 2026-06-17~07-18 일자별. 광고매물=포털 노출 광고 건수, 실매물=동일 주택의 중복 광고를 합친 수, 평균 호가=매물수 가중평균. 신고가·실거래 평균은 국토교통부 실거래 신고 자료(해제거래 제외) 기준. 호가는 매도 희망가로 실거래 가격이 아님. 준공연도·세대수 포함 전 수치는 콕집 자체 구축 DB 실측(2026-07-18).</w:t>
+        <w:t>분석 방법 | 대상: 대전 선도지구 3개 구역(둔산 13·14, 송촌 6) 6개 단지(한가람·공작한양·목련·크로바·보람·삼익소월) 매매·전세 매물 및 실거래. 기간: 2026-06-17~07-18 일자별. 광고매물=포털 노출 광고 건수, 실매물=동일 주택의 중복 광고를 합친 수, 평균 호가=매물수 가중평균. 신고가·실거래 평균은 국토교통부 실거래 신고 자료(해제거래 제외) 기준. 호가는 매도 희망가로 실거래 가격이 아님. 준공연도·세대수 포함 전 수치는 콕집 자체 구축 DB 실측(2026-07-18).</w:t>
       </w:r>
     </w:p>
     <w:p>

--- a/design/press/대전선도지구_보도자료.docx
+++ b/design/press/대전선도지구_보도자료.docx
@@ -18,7 +18,7 @@
           <w:color w:val="64748B"/>
           <w:sz w:val="18"/>
         </w:rPr>
-        <w:t>배포일: 2026년 7월 · 즉시 보도 가능    문의: runtoonline@gmail.com · 010-5942-8014</w:t>
+        <w:t>배포일: 2026년 7월 · 즉시 보도 가능    문의: 조용호 공동창업자 · albooooza@gmail.com · 010-4692-4946</w:t>
       </w:r>
     </w:p>
     <w:p>
@@ -883,7 +883,7 @@
         <w:rPr>
           <w:i/>
         </w:rPr>
-        <w:t>황인찬 콕집 대표는 “정비사업 발표가 시장에 어떤 파장을 만드는지는 지금까지 체감과 소문으로만 이야기돼 왔다. 일자별 매물 데이터는 그 반응을 숫자로 보여준다. 소비자가 기대감에 휩쓸리기 전에 매물과 가격의 실제 움직임을 확인하고 판단하도록 돕겠다”고 말했다.</w:t>
+        <w:t>조용호 콕집 공동창업자는 “정비사업 발표가 시장에 어떤 파장을 만드는지는 지금까지 체감과 소문으로만 이야기돼 왔다. 일자별 매물 데이터는 그 반응을 숫자로 보여준다. 소비자가 기대감에 휩쓸리기 전에 매물과 가격의 실제 움직임을 확인하고 판단하도록 돕겠다”고 말했다.</w:t>
       </w:r>
     </w:p>
     <w:p>
@@ -916,7 +916,7 @@
     </w:p>
     <w:p>
       <w:r>
-        <w:t>· 문의: runtoonline@gmail.com · 010-5942-8014</w:t>
+        <w:t>· 문의: 조용호 공동창업자 · albooooza@gmail.com · 010-4692-4946</w:t>
       </w:r>
     </w:p>
     <w:sectPr>

--- a/design/press/대전선도지구_보도자료.docx
+++ b/design/press/대전선도지구_보도자료.docx
@@ -30,7 +30,7 @@
           <w:b/>
           <w:sz w:val="31"/>
         </w:rPr>
-        <w:t>발표 사흘 만에 매물 15%가 사라졌다 — 대전 선도지구 6개 단지, 콕집 DB로 본 발표 전후</w:t>
+        <w:t>발표 아흐레 만에 매물 40%가 사라졌다 — 대전 선도지구 6개 단지, 콕집 DB로 본 발표 전후</w:t>
       </w:r>
     </w:p>
     <w:p>
@@ -40,12 +40,12 @@
           <w:color w:val="1268D3"/>
           <w:sz w:val="23"/>
         </w:rPr>
-        <w:t>콕집, 일자별 매물 전수 분석 — 광고매물 227→193건, 남은 호가는 역대 신고가마저 추월</w:t>
+        <w:t>콕집, 일자별 매물 전수 분석 — 광고매물 227→135건, 잠긴 것은 매매뿐 · 통합 호가는 아직 보합</w:t>
       </w:r>
     </w:p>
     <w:p>
       <w:r>
-        <w:t>국토교통부와 대전광역시가 7월 15일 노후계획도시 정비 선도지구 3개 구역(둔산지구 13·14구역, 송촌지구 6구역) 선정을 발표한 직후, 대상 단지의 매물이 빠르게 회수되고 남은 매물의 호가는 역대 최고 실거래가를 넘어서기 시작한 것으로 나타났다. 부동산 데이터 플랫폼 콕집(koczip.com)이 자체 구축한 매물·실거래 데이터베이스로 대상 6개 단지(한가람·공작한양·목련·크로바·보람·삼익소월, 총 7,797가구)를 일자별로 전수 추적한 결과다. 발표 전날인 7월 14일 227건이던 6개 단지 매매 광고매물은 7월 18일 193건으로 사흘 만에 34건(15.0%) 줄었다. 같은 집의 중복 광고를 하나로 합친 ‘실매물’ 기준으로도 144건에서 127건으로 11.8% 감소했다.</w:t>
+        <w:t>국토교통부와 대전광역시가 7월 15일 노후계획도시 정비 선도지구 3개 구역(둔산지구 13·14구역, 송촌지구 6구역) 선정을 발표한 직후, 대상 단지의 매매 매물이 빠르게 회수되고 있는 것으로 나타났다. 부동산 데이터 플랫폼 콕집(koczip.com)이 자체 구축한 매물·실거래 데이터베이스로 대상 6개 단지(한가람·공작한양·목련·크로바·보람·삼익소월, 총 7,797가구)를 일자별로 전수 추적한 결과다. 발표 전날인 7월 14일 227건이던 6개 단지 매매 광고매물은 7월 24일 135건으로, 발표 후 아흐레 만에 92건(40.5%) 줄었다. 같은 집의 중복 광고를 하나로 합친 ‘실매물’ 기준으로도 144건에서 99건으로 31.3% 감소했다. 반면 남은 매물의 호가는 아직 뚜렷하게 움직이지 않았다.</w:t>
       </w:r>
     </w:p>
     <w:p>
@@ -93,7 +93,7 @@
           <w:b/>
           <w:sz w:val="23"/>
         </w:rPr>
-        <w:t>■ 단지별 개요·매매 매물 변화 (발표 전일 7/14 → 7/18, 콕집 DB)</w:t>
+        <w:t>■ 단지별 개요·매매 매물 변화 (발표 전일 7/14 → 7/24, 콕집 DB)</w:t>
       </w:r>
     </w:p>
     <w:tbl>
@@ -241,7 +241,7 @@
               <w:rPr>
                 <w:sz w:val="19"/>
               </w:rPr>
-              <w:t>23 → 17</w:t>
+              <w:t>23 → 7</w:t>
             </w:r>
           </w:p>
         </w:tc>
@@ -257,7 +257,7 @@
               <w:rPr>
                 <w:sz w:val="19"/>
               </w:rPr>
-              <w:t>-26.1%</w:t>
+              <w:t>-69.6%</w:t>
             </w:r>
           </w:p>
         </w:tc>
@@ -273,7 +273,7 @@
               <w:rPr>
                 <w:sz w:val="19"/>
               </w:rPr>
-              <w:t>15 → 12</w:t>
+              <w:t>15 → 7</w:t>
             </w:r>
           </w:p>
         </w:tc>
@@ -323,7 +323,7 @@
               <w:rPr>
                 <w:sz w:val="19"/>
               </w:rPr>
-              <w:t>54 → 50</w:t>
+              <w:t>54 → 31</w:t>
             </w:r>
           </w:p>
         </w:tc>
@@ -339,7 +339,7 @@
               <w:rPr>
                 <w:sz w:val="19"/>
               </w:rPr>
-              <w:t>-7.4%</w:t>
+              <w:t>-42.6%</w:t>
             </w:r>
           </w:p>
         </w:tc>
@@ -355,7 +355,7 @@
               <w:rPr>
                 <w:sz w:val="19"/>
               </w:rPr>
-              <w:t>28 → 26</w:t>
+              <w:t>28 → 21</w:t>
             </w:r>
           </w:p>
         </w:tc>
@@ -405,7 +405,7 @@
               <w:rPr>
                 <w:sz w:val="19"/>
               </w:rPr>
-              <w:t>31 → 22</w:t>
+              <w:t>31 → 13</w:t>
             </w:r>
           </w:p>
         </w:tc>
@@ -421,7 +421,7 @@
               <w:rPr>
                 <w:sz w:val="19"/>
               </w:rPr>
-              <w:t>-29.0%</w:t>
+              <w:t>-58.1%</w:t>
             </w:r>
           </w:p>
         </w:tc>
@@ -437,7 +437,7 @@
               <w:rPr>
                 <w:sz w:val="19"/>
               </w:rPr>
-              <w:t>25 → 19</w:t>
+              <w:t>25 → 11</w:t>
             </w:r>
           </w:p>
         </w:tc>
@@ -487,7 +487,7 @@
               <w:rPr>
                 <w:sz w:val="19"/>
               </w:rPr>
-              <w:t>53 → 43</w:t>
+              <w:t>53 → 31</w:t>
             </w:r>
           </w:p>
         </w:tc>
@@ -503,7 +503,7 @@
               <w:rPr>
                 <w:sz w:val="19"/>
               </w:rPr>
-              <w:t>-18.9%</w:t>
+              <w:t>-41.5%</w:t>
             </w:r>
           </w:p>
         </w:tc>
@@ -519,7 +519,7 @@
               <w:rPr>
                 <w:sz w:val="19"/>
               </w:rPr>
-              <w:t>31 → 29</w:t>
+              <w:t>31 → 22</w:t>
             </w:r>
           </w:p>
         </w:tc>
@@ -569,7 +569,7 @@
               <w:rPr>
                 <w:sz w:val="19"/>
               </w:rPr>
-              <w:t>30 → 26</w:t>
+              <w:t>30 → 27</w:t>
             </w:r>
           </w:p>
         </w:tc>
@@ -585,7 +585,7 @@
               <w:rPr>
                 <w:sz w:val="19"/>
               </w:rPr>
-              <w:t>-13.3%</w:t>
+              <w:t>-10.0%</w:t>
             </w:r>
           </w:p>
         </w:tc>
@@ -601,7 +601,7 @@
               <w:rPr>
                 <w:sz w:val="19"/>
               </w:rPr>
-              <w:t>20 → 17</w:t>
+              <w:t>20 → 19</w:t>
             </w:r>
           </w:p>
         </w:tc>
@@ -651,7 +651,7 @@
               <w:rPr>
                 <w:sz w:val="19"/>
               </w:rPr>
-              <w:t>36 → 35</w:t>
+              <w:t>36 → 26</w:t>
             </w:r>
           </w:p>
         </w:tc>
@@ -667,7 +667,7 @@
               <w:rPr>
                 <w:sz w:val="19"/>
               </w:rPr>
-              <w:t>-2.8%</w:t>
+              <w:t>-27.8%</w:t>
             </w:r>
           </w:p>
         </w:tc>
@@ -683,7 +683,7 @@
               <w:rPr>
                 <w:sz w:val="19"/>
               </w:rPr>
-              <w:t>25 → 24</w:t>
+              <w:t>25 → 19</w:t>
             </w:r>
           </w:p>
         </w:tc>
@@ -736,7 +736,7 @@
                 <w:b/>
                 <w:sz w:val="19"/>
               </w:rPr>
-              <w:t>227 → 193</w:t>
+              <w:t>227 → 135</w:t>
             </w:r>
           </w:p>
         </w:tc>
@@ -753,7 +753,7 @@
                 <w:b/>
                 <w:sz w:val="19"/>
               </w:rPr>
-              <w:t>-15.0%</w:t>
+              <w:t>-40.5%</w:t>
             </w:r>
           </w:p>
         </w:tc>
@@ -770,7 +770,7 @@
                 <w:b/>
                 <w:sz w:val="19"/>
               </w:rPr>
-              <w:t>144 → 127</w:t>
+              <w:t>144 → 99</w:t>
             </w:r>
           </w:p>
         </w:tc>
@@ -785,12 +785,12 @@
           <w:b/>
           <w:sz w:val="23"/>
         </w:rPr>
-        <w:t>■ 대상 단지는 어떤 곳인가 — 전 단지 준공 30년 초과, 둔산은 올해 신고가 경신 중</w:t>
+        <w:t>■ 대상 단지는 어떤 곳인가 — 전 단지 준공 30년 초과, 둔산은 발표 전후 신고가 경신</w:t>
       </w:r>
     </w:p>
     <w:p>
       <w:r>
-        <w:t>콕집 DB 기준 6개 단지는 모두 1991~1995년 준공으로 재건축 연한(30년)을 훌쩍 넘긴 대단지다. 한가람(1991년, 1,380가구)·공작한양(1992년, 1,074가구)이 둔산 14구역, 목련(1993년, 1,166가구)·크로바(1992년, 1,632가구)가 13구역, 보람(1995년, 1,735가구)·삼익소월(1993년, 810가구)이 송촌지구 6구역(중리·법동 일대)을 이룬다. 주목할 대목은 발표 이전부터 시장이 움직이고 있었다는 점이다. 둔산 4개 단지는 올해 상반기에 나란히 역대 최고가를 갈아치웠다. 공작한양이 3월 30일 6억 1,000만 원, 목련이 4월 17일 15억 5,000만 원, 한가람이 4월 28일 6억 2,000만 원, 크로바가 5월 19일 23억 5,000만 원으로 모두 2026년에 신고가를 새로 썼다. 선도지구 기대감이 이미 가격에 실리고 있었고, 발표가 그 흐름에 불을 붙인 셈이다.</w:t>
+        <w:t>콕집 DB 기준 6개 단지는 모두 1991~1995년 준공으로 재건축 연한(30년)을 훌쩍 넘긴 대단지다. 한가람(1991년, 1,380가구)·공작한양(1992년, 1,074가구)이 둔산 14구역, 목련(1993년, 1,166가구)·크로바(1992년, 1,632가구)가 13구역, 보람(1995년, 1,735가구)·삼익소월(1993년, 810가구)이 송촌지구 6구역(중리·법동 일대)을 이룬다. 주목할 대목은 발표 이전부터 시장이 움직이고 있었다는 점이다. 둔산 단지들은 올해 나란히 역대 최고가를 갈아치웠다. 목련이 4월 17일 15억 5,000만 원, 한가람이 4월 28일 6억 2,000만 원, 크로바가 5월 19일 23억 5,000만 원으로 상반기에 신고가를 새로 썼고, 공작한양은 발표 직후인 7월 20일 6억 7,000만 원으로 역대 최고가를 다시 경신했다. 선도지구 기대감이 이미 가격에 실리고 있었고, 발표가 그 흐름에 불을 붙인 셈이다.</w:t>
       </w:r>
     </w:p>
     <w:p>
@@ -802,12 +802,12 @@
           <w:b/>
           <w:sz w:val="23"/>
         </w:rPr>
-        <w:t>■ 발표 전엔 늘던 매물이 발표 직후 급감 — ‘회수 반전’</w:t>
+        <w:t>■ 발표 전엔 늘던 매물이 발표 직후 급감 — 열흘 연속 회수</w:t>
       </w:r>
     </w:p>
     <w:p>
       <w:r>
-        <w:t>매물 감소가 발표 이전부터 이어진 흐름이 아니라는 점이 데이터로 확인된다. 발표 전 한 달간(6월 18일~7월 14일) 6개 단지 광고매물은 217건에서 227건으로 오히려 늘고 있었다. 증가 추세가 발표 당일(7월 15일, 220건)을 기점으로 꺾여 16일 206건, 17일 195건, 18일 193건으로 사흘 연속 감소했다. 재건축 기대감이 커지자 매도자들이 내놓았던 집을 거둬들이는 ‘매물 잠김’이 일자별 데이터에 그대로 찍힌 것이다. 회수 강도는 구역별로 달랐다. 둔산 14구역(한가람·공작한양)이 84건에서 65건으로 22.6% 줄어 가장 민감했고, 단지별로는 한가람이 31건에서 22건(-29.0%)으로 감소 폭이 가장 컸다. 둔산 13구역은 -13.0%, 송촌지구 6구역은 -7.6%였다. 올해 신고가를 경신한 둔산 쪽이 더 세게 잠겼고, 신고가가 2023년에 머물러 있는 보람(4억 5,000만 원, 2023년 11월)·삼익소월(2억 9,800만 원, 2023년 9월)은 상대적으로 차분했다 — 기대감의 온도차가 매물 회수 강도에도 그대로 나타났다.</w:t>
+        <w:t>매물 감소가 발표 이전부터 이어진 흐름이 아니라는 점이 데이터로 확인된다. 발표 전 한 달간(6월 18일~7월 14일) 6개 단지 광고매물은 217건에서 227건으로 오히려 늘고 있었다. 증가 추세가 발표 당일(7월 15일, 220건)을 기점으로 꺾여 16일 206건, 19일 187건, 22일 158건을 거쳐 24일 135건까지 열흘 연속 감소했다. 재건축 기대감이 커지자 매도자들이 내놓았던 집을 거둬들이는 ‘매물 잠김’이 일자별 데이터에 그대로 찍힌 것이다. 회수 강도는 구역별로 달랐다. 둔산 13·14구역이 각각 50.6%, 47.6% 줄어 절반 안팎으로 잠겼고(13구역 77→38건, 14구역 84→44건), 단지별로는 목련이 23건에서 7건(-69.6%)으로 감소 폭이 가장 컸다. 송촌지구 6구역은 -19.7%로 상대적으로 완만했다. 올해 신고가를 경신한 둔산 쪽이 더 세게 잠겼고, 신고가가 2023년에 머물러 있는 보람(4억 5,000만 원, 2023년 11월)·삼익소월(2억 9,800만 원, 2023년 9월)이 속한 송촌지구는 상대적으로 덜 민감했다 — 기대감의 온도차가 매물 회수 강도에도 그대로 나타났다.</w:t>
       </w:r>
     </w:p>
     <w:p>
@@ -819,12 +819,12 @@
           <w:b/>
           <w:sz w:val="23"/>
         </w:rPr>
-        <w:t>■ 남은 호가는 신고가를 넘었다</w:t>
+        <w:t>■ 호가는 아직 뚜렷하게 움직이지 않았다</w:t>
       </w:r>
     </w:p>
     <w:p>
       <w:r>
-        <w:t>매물이 줄어드는 동안 남은 매물의 가격표는 역대 최고 실거래가 위로 올라섰다. 한가람 103A타입 최저 호가는 발표 전 6억 5,000만 원에서 6억 8,000만 원으로 올라, 이 단지 역대 신고가(6억 2,000만 원)를 9.7% 웃돈다. 크로바는 189타입 최저 호가가 24억 원에서 24억 5,000만 원으로 상향돼 역대 신고가 (23억 5,000만 원)보다 1억 원 높아졌고, 단지 전체 평균 호가(매물수 가중)도 17억 5,200만 원에서 17억 8,300만 원으로 사흘 새 1.8% 올랐다 — 최근 6개월 실거래 평균(16억 3,600만 원)보다 9.0% 높은 수준이다. 이 밖에 보람 117B타입 최저 호가가 2억 9,000만 원에서 3억 2,000만 원(+10.3%), 목련 122A타입이 11억 5,000만 원에서 12억 원(+4.3%)으로 상향됐다.</w:t>
+        <w:t>매물이 잠기는 동안에도 6개 단지 평균 매매 호가는 7월 14일 7억 6,800만 원에서 7월 24일 7억 6,100만 원으로 큰 변화가 없었다. 단지별로는 목련이 13억 3,000만 원에서 15억 1,000만 원으로 올랐으나, 이는 저가 매물이 회수되고 남은 매물이 대형 위주로 바뀐 구성효과이며(매물 15→7건), 나머지 단지는 대체로 보합이었다. 개별 매물 중에는 종전 신고가를 웃도는 호가(크로바 189타입 최저 호가 24억 원→25억 5,000만 원 등)도 나오지만, 매물이 크게 줄어든 상태에서 산출된 값이라 표본이 얇다. 이 호가가 실제 거래가격으로 이어질지는 발표 후 계약분의 신고가 쌓이는 다음 달 이후에야 확인된다.</w:t>
       </w:r>
     </w:p>
     <w:p>
@@ -841,7 +841,7 @@
     </w:p>
     <w:p>
       <w:r>
-        <w:t>같은 기간 6개 단지의 전세 매물은 46건에서 50건으로 줄지 않았다. 잠긴 것은 매매뿐이다. 거주 수요가 빠져나간 것이 아니라, 소유자들이 값이 더 오를 것으로 보고 매도만 보류하고 있다는 뜻으로 읽히는 대목이다.</w:t>
+        <w:t>같은 기간 6개 단지의 전세 매물은 46건에서 52건으로 오히려 늘었다. 잠긴 것은 매매뿐이다. 거주 수요가 빠져나간 것이 아니라, 소유자들이 값이 더 오를 것으로 보고 매도만 보류하고 있다는 뜻으로 읽히는 대목이다.</w:t>
       </w:r>
     </w:p>
     <w:p>
@@ -858,7 +858,7 @@
     </w:p>
     <w:p>
       <w:r>
-        <w:t>이번 수치는 발표 후 사흘간의 초기 반응이다. 매물 감소에는 호가를 다시 부르기 위한 회수와 실제 계약 성사가 섞여 있을 수 있다. 발표 이후 계약분의 실거래 신고는 콕집 DB에 아직 접수되지 않았는데(신고 기한 30일), 신고가를 넘어선 호가가 실제 거래로 이어질지는 이 자료가 쌓여야 확인된다. 다만 광고 건수가 아니라 중복 광고를 합친 실매물 기준으로도 같은 방향의 감소가 확인돼, 착시가 아닌 실제 매물 잠김이라는 점은 분명하다.</w:t>
+        <w:t>이번 수치는 발표 후 아흐레간(7월 24일 기준)의 반응이다. 매물 감소에는 호가를 다시 부르기 위한 회수와 실제 계약 성사가 섞여 있을 수 있다. 발표 이후 계약분의 실거래 신고는 아직 대부분 접수되지 않았고(신고 기한 30일, 6개 단지 7월 신고는 10건), 매물 잠김이 일시적 관망인지 지속될 흐름인지는 더 지켜봐야 한다. 다만 광고 건수가 아니라 중복 광고를 합친 실매물 기준으로도 144건에서 99건으로 같은 방향의 감소가 확인돼(-31.3%), 착시가 아닌 실제 매물 잠김이라는 점은 분명하다.</w:t>
       </w:r>
     </w:p>
     <w:p>
@@ -892,7 +892,7 @@
           <w:color w:val="64748B"/>
           <w:sz w:val="17"/>
         </w:rPr>
-        <w:t>분석 방법 | 대상: 대전 선도지구 3개 구역(둔산 13·14, 송촌 6) 6개 단지(한가람·공작한양·목련·크로바·보람·삼익소월) 매매·전세 매물 및 실거래. 기간: 2026-06-17~07-18 일자별. 광고매물=포털 노출 광고 건수, 실매물=동일 주택의 중복 광고를 합친 수, 평균 호가=매물수 가중평균. 신고가·실거래 평균은 국토교통부 실거래 신고 자료(해제거래 제외) 기준. 호가는 매도 희망가로 실거래 가격이 아님. 준공연도·세대수 포함 전 수치는 콕집 자체 구축 DB 실측(2026-07-18).</w:t>
+        <w:t>분석 방법 | 대상: 대전 선도지구 3개 구역(둔산 13·14, 송촌 6) 6개 단지(한가람·공작한양·목련·크로바·보람·삼익소월) 매매·전세 매물 및 실거래. 기간: 2026-06-17~07-24 일자별. 광고매물=포털 노출 광고 건수, 실매물=동일 주택의 중복 광고를 합친 수, 평균 호가=매물수 가중평균. 신고가·실거래 평균은 국토교통부 실거래 신고 자료(해제거래 제외) 기준. 호가는 매도 희망가로 실거래 가격이 아님. 준공연도·세대수 포함 전 수치는 콕집 자체 구축 DB 실측(2026-07-24).</w:t>
       </w:r>
     </w:p>
     <w:p>
